--- a/public/gallery/examples/software-engineer/es/resume.docx
+++ b/public/gallery/examples/software-engineer/es/resume.docx
@@ -66,7 +66,7 @@
         </w:rPr>
         <w:t xml:space="preserve">📧 </w:t>
       </w:r>
-      <w:hyperlink w:history="1" r:id="rIdca00ys8y26uw5zm6e5lmu">
+      <w:hyperlink w:history="1" r:id="rIdcgyp1grmeoddyzsrcxrpt">
         <w:r>
           <w:rPr>
             <w:sz w:val="18"/>
@@ -89,7 +89,7 @@
         </w:rPr>
         <w:t xml:space="preserve">🔗 </w:t>
       </w:r>
-      <w:hyperlink w:history="1" r:id="rIdmslq7kbzxv7-nuwvaxzg2">
+      <w:hyperlink w:history="1" r:id="rIddq1loru_n2qxwort-iolg">
         <w:r>
           <w:rPr>
             <w:sz w:val="18"/>
@@ -124,7 +124,7 @@
         <w:spacing w:after="200" w:line="276"/>
         <w:jc w:val="center"/>
       </w:pPr>
-      <w:hyperlink w:history="1" r:id="rIda4vqeifx4gzqcnvk-ew_g">
+      <w:hyperlink w:history="1" r:id="rIdjfasg7rnx_pd89o8t2f-i">
         <w:r>
           <w:rPr>
             <w:sz w:val="18"/>
@@ -140,7 +140,7 @@
         </w:rPr>
         <w:t xml:space="preserve"> • </w:t>
       </w:r>
-      <w:hyperlink w:history="1" r:id="rId4nw9sc22-hpeneh3xe5tt">
+      <w:hyperlink w:history="1" r:id="rIdgwzw5ndswimqusna8frcg">
         <w:r>
           <w:rPr>
             <w:sz w:val="18"/>
@@ -306,7 +306,7 @@
         </w:rPr>
         <w:t xml:space="preserve">	</w:t>
       </w:r>
-      <w:hyperlink w:history="1" r:id="rIdyjx7ix4m6pdw9efwlvwgf">
+      <w:hyperlink w:history="1" r:id="rIddshmlbdfiutplzaves_ka">
         <w:r>
           <w:rPr>
             <w:sz w:val="18"/>
@@ -450,7 +450,7 @@
         </w:rPr>
         <w:t xml:space="preserve">	</w:t>
       </w:r>
-      <w:hyperlink w:history="1" r:id="rIdqutusm1wnqumzutpnslsv">
+      <w:hyperlink w:history="1" r:id="rId5meby4oata6ycaspwalfv">
         <w:r>
           <w:rPr>
             <w:sz w:val="18"/>
@@ -613,7 +613,7 @@
         </w:rPr>
         <w:t xml:space="preserve">	</w:t>
       </w:r>
-      <w:hyperlink w:history="1" r:id="rIdwnmt2ha8tnct-yuyciqq4">
+      <w:hyperlink w:history="1" r:id="rIdvxvpunjah7iknl7ky8uc5">
         <w:r>
           <w:rPr>
             <w:sz w:val="18"/>
@@ -776,7 +776,7 @@
         </w:rPr>
         <w:t xml:space="preserve">	</w:t>
       </w:r>
-      <w:hyperlink w:history="1" r:id="rId_k1hkoc0nhgoagv2kdzkz">
+      <w:hyperlink w:history="1" r:id="rIdk1qr0ttkx_pbyn4bp-g_l">
         <w:r>
           <w:rPr>
             <w:sz w:val="18"/>
@@ -1183,7 +1183,7 @@
         </w:rPr>
         <w:t xml:space="preserve">	</w:t>
       </w:r>
-      <w:hyperlink w:history="1" r:id="rIduo5k7mo5saqetlunhx9cm">
+      <w:hyperlink w:history="1" r:id="rIdf2mbt7u8gpsfbv5h8tery">
         <w:r>
           <w:rPr>
             <w:sz w:val="18"/>
@@ -1268,7 +1268,7 @@
         </w:rPr>
         <w:t xml:space="preserve">	</w:t>
       </w:r>
-      <w:hyperlink w:history="1" r:id="rIdfv-afrkavkwjgtcy4p1ro">
+      <w:hyperlink w:history="1" r:id="rIdxjqx3qjbiwi1up3ssborl">
         <w:r>
           <w:rPr>
             <w:sz w:val="18"/>
@@ -1391,7 +1391,7 @@
         </w:rPr>
         <w:t xml:space="preserve">	</w:t>
       </w:r>
-      <w:hyperlink w:history="1" r:id="rIdprdwkbv7rkebcmtfz9czq">
+      <w:hyperlink w:history="1" r:id="rIdemh6awvybgjyjcerb4p1-">
         <w:r>
           <w:rPr>
             <w:sz w:val="18"/>
@@ -1615,7 +1615,7 @@
         </w:rPr>
         <w:t xml:space="preserve">	</w:t>
       </w:r>
-      <w:hyperlink w:history="1" r:id="rId4ap8o67ctdixw12ocw8ry">
+      <w:hyperlink w:history="1" r:id="rId7egwtbwhb3x0x7rbe54em">
         <w:r>
           <w:rPr>
             <w:sz w:val="18"/>
